--- a/policies/build/rewrite_reference/HCO_COP_3_v2_REWRITE_DRAFT.docx
+++ b/policies/build/rewrite_reference/HCO_COP_3_v2_REWRITE_DRAFT.docx
@@ -1949,6 +1949,14 @@
         <w:pStyle w:val="ListNumber"/>
       </w:pPr>
       <w:r>
+        <w:t xml:space="preserve">National Accreditation Board for Hospitals and Healthcare Providers. NABH Accreditation Standards for Hospitals, 6th Edition. COP.3.</w:t>
+      </w:r>
+    </w:p>
+    <w:p>
+      <w:pPr>
+        <w:pStyle w:val="ListNumber"/>
+      </w:pPr>
+      <w:r>
         <w:t>National Ambulance Code AIS-125.</w:t>
       </w:r>
     </w:p>
@@ -1958,14 +1966,6 @@
       </w:pPr>
       <w:r>
         <w:t>Motor Vehicle Act and applicable statutory requirements for ambulance vehicles.</w:t>
-      </w:r>
-    </w:p>
-    <w:p>
-      <w:pPr>
-        <w:pStyle w:val="ListNumber"/>
-      </w:pPr>
-      <w:r>
-        <w:t>Guidebook interpretation supplied for COP.3.a through COP.3.g.</w:t>
       </w:r>
     </w:p>
     <w:p>
